--- a/docs/reference/2026-jun-aug/09-ipc-and-contracts.md.docx
+++ b/docs/reference/2026-jun-aug/09-ipc-and-contracts.md.docx
@@ -7,7 +7,7 @@
         <w:pStyle w:val="Heading1"/>
         <w:rPr/>
       </w:pPr>
-      <w:bookmarkStart w:colFirst="0" w:colLast="0" w:name="_dfu252av0cz6" w:id="0"/>
+      <w:bookmarkStart w:colFirst="0" w:colLast="0" w:name="_etl9saa5jg25" w:id="0"/>
       <w:bookmarkEnd w:id="0"/>
       <w:r>
         <w:rPr>
@@ -32,7 +32,7 @@
         <w:pStyle w:val="Heading2"/>
         <w:rPr/>
       </w:pPr>
-      <w:bookmarkStart w:colFirst="0" w:colLast="0" w:name="_dgl3f3a2q3i5" w:id="1"/>
+      <w:bookmarkStart w:colFirst="0" w:colLast="0" w:name="_y3uxkwhxcotr" w:id="1"/>
       <w:bookmarkEnd w:id="1"/>
       <w:r>
         <w:rPr>
@@ -1274,7 +1274,7 @@
         <w:pStyle w:val="Heading2"/>
         <w:rPr/>
       </w:pPr>
-      <w:bookmarkStart w:colFirst="0" w:colLast="0" w:name="_pc67stohftgr" w:id="2"/>
+      <w:bookmarkStart w:colFirst="0" w:colLast="0" w:name="_cyn9imsv75mq" w:id="2"/>
       <w:bookmarkEnd w:id="2"/>
       <w:r>
         <w:rPr>
@@ -1334,6 +1334,7 @@
           <w:numId w:val="1"/>
         </w:numPr>
         <w:ind w:left="720" w:hanging="360"/>
+        <w:rPr/>
       </w:pPr>
       <w:r>
         <w:rPr>
@@ -1357,6 +1358,7 @@
           <w:numId w:val="1"/>
         </w:numPr>
         <w:ind w:left="720" w:hanging="360"/>
+        <w:rPr/>
       </w:pPr>
       <w:r>
         <w:rPr>
@@ -1380,6 +1382,7 @@
           <w:numId w:val="1"/>
         </w:numPr>
         <w:ind w:left="720" w:hanging="360"/>
+        <w:rPr/>
       </w:pPr>
       <w:r>
         <w:rPr>
@@ -1457,7 +1460,7 @@
         <w:pStyle w:val="Heading2"/>
         <w:rPr/>
       </w:pPr>
-      <w:bookmarkStart w:colFirst="0" w:colLast="0" w:name="_vbe9pe4v382g" w:id="3"/>
+      <w:bookmarkStart w:colFirst="0" w:colLast="0" w:name="_6hhyqs145ac2" w:id="3"/>
       <w:bookmarkEnd w:id="3"/>
       <w:r>
         <w:rPr>
@@ -1631,7 +1634,7 @@
         <w:pStyle w:val="Heading2"/>
         <w:rPr/>
       </w:pPr>
-      <w:bookmarkStart w:colFirst="0" w:colLast="0" w:name="_quz0jvnp2lt3" w:id="4"/>
+      <w:bookmarkStart w:colFirst="0" w:colLast="0" w:name="_bc3enr8wsga8" w:id="4"/>
       <w:bookmarkEnd w:id="4"/>
       <w:r>
         <w:rPr>
@@ -1692,7 +1695,7 @@
         <w:pStyle w:val="Heading2"/>
         <w:rPr/>
       </w:pPr>
-      <w:bookmarkStart w:colFirst="0" w:colLast="0" w:name="_xfri0ebceb1k" w:id="5"/>
+      <w:bookmarkStart w:colFirst="0" w:colLast="0" w:name="_a2bhdu6uvg0h" w:id="5"/>
       <w:bookmarkEnd w:id="5"/>
       <w:r>
         <w:rPr>
@@ -1744,6 +1747,7 @@
           <w:numId w:val="1"/>
         </w:numPr>
         <w:ind w:left="720" w:hanging="360"/>
+        <w:rPr/>
       </w:pPr>
       <w:r>
         <w:rPr>
@@ -1898,7 +1902,7 @@
         <w:pStyle w:val="Heading2"/>
         <w:rPr/>
       </w:pPr>
-      <w:bookmarkStart w:colFirst="0" w:colLast="0" w:name="_9yi6jdnjaer" w:id="6"/>
+      <w:bookmarkStart w:colFirst="0" w:colLast="0" w:name="_c6wmgn7hpim3" w:id="6"/>
       <w:bookmarkEnd w:id="6"/>
       <w:r>
         <w:rPr>
@@ -2043,7 +2047,7 @@
         <w:pStyle w:val="Heading2"/>
         <w:rPr/>
       </w:pPr>
-      <w:bookmarkStart w:colFirst="0" w:colLast="0" w:name="_qjhhdpm21cmh" w:id="7"/>
+      <w:bookmarkStart w:colFirst="0" w:colLast="0" w:name="_8z06gouuog6n" w:id="7"/>
       <w:bookmarkEnd w:id="7"/>
       <w:r>
         <w:rPr>
@@ -2059,6 +2063,7 @@
           <w:numId w:val="1"/>
         </w:numPr>
         <w:ind w:left="720" w:hanging="360"/>
+        <w:rPr/>
       </w:pPr>
       <w:r>
         <w:rPr>
@@ -2095,6 +2100,7 @@
           <w:numId w:val="1"/>
         </w:numPr>
         <w:ind w:left="720" w:hanging="360"/>
+        <w:rPr/>
       </w:pPr>
       <w:r>
         <w:rPr>
@@ -2131,6 +2137,7 @@
           <w:numId w:val="1"/>
         </w:numPr>
         <w:ind w:left="720" w:hanging="360"/>
+        <w:rPr/>
       </w:pPr>
       <w:r>
         <w:rPr>
@@ -2167,6 +2174,7 @@
           <w:numId w:val="1"/>
         </w:numPr>
         <w:ind w:left="720" w:hanging="360"/>
+        <w:rPr/>
       </w:pPr>
       <w:r>
         <w:rPr>
@@ -2189,6 +2197,7 @@
           <w:numId w:val="1"/>
         </w:numPr>
         <w:ind w:left="720" w:hanging="360"/>
+        <w:rPr/>
       </w:pPr>
       <w:r>
         <w:rPr>
@@ -2211,6 +2220,7 @@
           <w:numId w:val="1"/>
         </w:numPr>
         <w:ind w:left="720" w:hanging="360"/>
+        <w:rPr/>
       </w:pPr>
       <w:r>
         <w:rPr>
